--- a/docs/発注シート_使い方説明書.docx
+++ b/docs/発注シート_使い方説明書.docx
@@ -5210,7 +5210,7 @@
         <w:rPr>
           <w:rFonts w:ascii="游ゴシック" w:eastAsia="游ゴシック" w:hAnsi="游ゴシック"/>
         </w:rPr>
-        <w:t xml:space="preserve">発注シートと同じドライブの「\発注割れシート\発注点割れ一覧表.csv」</w:t>
+        <w:t xml:space="preserve">発注シートのあるフォルダから上の階層へ順にたどり、各階層にある「発注割れシート\発注点割れ一覧表.csv」（ドライブ文字でも共有フォルダ \\サーバー名\… でも同じ）</w:t>
       </w:r>
     </w:p>
     <w:p>
